--- a/flow/20230914_vu_template/drafts/2023-11-u/19-НД-Гл.7-Авдія.Варлаама.docx
+++ b/flow/20230914_vu_template/drafts/2023-11-u/19-НД-Гл.7-Авдія.Варлаама.docx
@@ -7840,6 +7840,65 @@
       </w:r>
     </w:p>
     <w:p>
+      <w:pPr/>
+      <w:r>
+        <w:rPr>
+          <w:rFonts w:ascii="Times New Roman" w:hAnsi="Times New Roman"/>
+          <w:i/>
+          <w:color w:val="FF0000"/>
+          <w:sz w:val="24"/>
+        </w:rPr>
+        <w:t>Тропар (г. 7):</w:t>
+      </w:r>
+      <w:r>
+        <w:rPr>
+          <w:rFonts w:ascii="Times New Roman" w:hAnsi="Times New Roman"/>
+          <w:sz w:val="24"/>
+        </w:rPr>
+        <w:t xml:space="preserve"> Розрушив Ти хрестом твоїм смерть, * створив Ти розбійникові рай, * мироносицям плач перемінив єси, * і апостолам проповідати повелів єси, * що воскрес Ти, Христе Боже, * даючи світові велику милість.</w:t>
+      </w:r>
+    </w:p>
+    <w:p>
+      <w:pPr/>
+      <w:r>
+        <w:rPr>
+          <w:rFonts w:ascii="Times New Roman" w:hAnsi="Times New Roman"/>
+          <w:i/>
+          <w:color w:val="FF0000"/>
+          <w:sz w:val="24"/>
+        </w:rPr>
+        <w:t>Тропар (г. 2):</w:t>
+      </w:r>
+      <w:r>
+        <w:rPr>
+          <w:rFonts w:ascii="Times New Roman" w:hAnsi="Times New Roman"/>
+          <w:color w:val="FF0000"/>
+          <w:sz w:val="24"/>
+        </w:rPr>
+        <w:t xml:space="preserve"> </w:t>
+      </w:r>
+      <w:r>
+        <w:rPr>
+          <w:rFonts w:ascii="Times New Roman" w:hAnsi="Times New Roman"/>
+          <w:sz w:val="24"/>
+        </w:rPr>
+        <w:t>Пророка Твого Авдія пам’ять, Господи, празнуємо.* Тому молимо Тебе: спаси душі наші.</w:t>
+      </w:r>
+    </w:p>
+    <w:p>
+      <w:pPr/>
+      <w:r>
+        <w:rPr>
+          <w:b/>
+        </w:rPr>
+        <w:t xml:space="preserve">І нині: </w:t>
+      </w:r>
+      <w:r>
+        <w:rPr/>
+        <w:t>богородичний</w:t>
+      </w:r>
+    </w:p>
+    <w:p>
       <w:pPr>
         <w:pStyle w:val="Heading2"/>
         <w:spacing w:after="120" w:before="0" w:lineRule="auto"/>
@@ -12733,6 +12792,65 @@
       </w:r>
     </w:p>
     <w:p>
+      <w:pPr/>
+      <w:r>
+        <w:rPr>
+          <w:rFonts w:ascii="Times New Roman" w:hAnsi="Times New Roman"/>
+          <w:i/>
+          <w:color w:val="FF0000"/>
+          <w:sz w:val="24"/>
+        </w:rPr>
+        <w:t>Тропар (г. 7):</w:t>
+      </w:r>
+      <w:r>
+        <w:rPr>
+          <w:rFonts w:ascii="Times New Roman" w:hAnsi="Times New Roman"/>
+          <w:sz w:val="24"/>
+        </w:rPr>
+        <w:t xml:space="preserve"> Розрушив Ти хрестом твоїм смерть, * створив Ти розбійникові рай, * мироносицям плач перемінив єси, * і апостолам проповідати повелів єси, * що воскрес Ти, Христе Боже, * даючи світові велику милість.</w:t>
+      </w:r>
+    </w:p>
+    <w:p>
+      <w:pPr/>
+      <w:r>
+        <w:rPr>
+          <w:rFonts w:ascii="Times New Roman" w:hAnsi="Times New Roman"/>
+          <w:i/>
+          <w:color w:val="FF0000"/>
+          <w:sz w:val="24"/>
+        </w:rPr>
+        <w:t>Тропар (г. 2):</w:t>
+      </w:r>
+      <w:r>
+        <w:rPr>
+          <w:rFonts w:ascii="Times New Roman" w:hAnsi="Times New Roman"/>
+          <w:color w:val="FF0000"/>
+          <w:sz w:val="24"/>
+        </w:rPr>
+        <w:t xml:space="preserve"> </w:t>
+      </w:r>
+      <w:r>
+        <w:rPr>
+          <w:rFonts w:ascii="Times New Roman" w:hAnsi="Times New Roman"/>
+          <w:sz w:val="24"/>
+        </w:rPr>
+        <w:t>Пророка Твого Авдія пам’ять, Господи, празнуємо.* Тому молимо Тебе: спаси душі наші.</w:t>
+      </w:r>
+    </w:p>
+    <w:p>
+      <w:pPr/>
+      <w:r>
+        <w:rPr>
+          <w:b/>
+        </w:rPr>
+        <w:t xml:space="preserve">І нині: </w:t>
+      </w:r>
+      <w:r>
+        <w:rPr/>
+        <w:t>богородичний</w:t>
+      </w:r>
+    </w:p>
+    <w:p>
       <w:pPr>
         <w:pStyle w:val="Heading3"/>
         <w:spacing w:after="120" w:before="0" w:lineRule="auto"/>
@@ -13227,6 +13345,65 @@
       </w:r>
     </w:p>
     <w:p>
+      <w:pPr/>
+      <w:r>
+        <w:rPr>
+          <w:rFonts w:ascii="Times New Roman" w:hAnsi="Times New Roman"/>
+          <w:i/>
+          <w:color w:val="FF0000"/>
+          <w:sz w:val="24"/>
+        </w:rPr>
+        <w:t>Тропар (г. 7):</w:t>
+      </w:r>
+      <w:r>
+        <w:rPr>
+          <w:rFonts w:ascii="Times New Roman" w:hAnsi="Times New Roman"/>
+          <w:sz w:val="24"/>
+        </w:rPr>
+        <w:t xml:space="preserve"> Розрушив Ти хрестом твоїм смерть, * створив Ти розбійникові рай, * мироносицям плач перемінив єси, * і апостолам проповідати повелів єси, * що воскрес Ти, Христе Боже, * даючи світові велику милість.</w:t>
+      </w:r>
+    </w:p>
+    <w:p>
+      <w:pPr/>
+      <w:r>
+        <w:rPr>
+          <w:rFonts w:ascii="Times New Roman" w:hAnsi="Times New Roman"/>
+          <w:i/>
+          <w:color w:val="FF0000"/>
+          <w:sz w:val="24"/>
+        </w:rPr>
+        <w:t>Тропар (г. 2):</w:t>
+      </w:r>
+      <w:r>
+        <w:rPr>
+          <w:rFonts w:ascii="Times New Roman" w:hAnsi="Times New Roman"/>
+          <w:color w:val="FF0000"/>
+          <w:sz w:val="24"/>
+        </w:rPr>
+        <w:t xml:space="preserve"> </w:t>
+      </w:r>
+      <w:r>
+        <w:rPr>
+          <w:rFonts w:ascii="Times New Roman" w:hAnsi="Times New Roman"/>
+          <w:sz w:val="24"/>
+        </w:rPr>
+        <w:t>Пророка Твого Авдія пам’ять, Господи, празнуємо.* Тому молимо Тебе: спаси душі наші.</w:t>
+      </w:r>
+    </w:p>
+    <w:p>
+      <w:pPr/>
+      <w:r>
+        <w:rPr>
+          <w:b/>
+        </w:rPr>
+        <w:t xml:space="preserve">І нині: </w:t>
+      </w:r>
+      <w:r>
+        <w:rPr/>
+        <w:t>богородичний</w:t>
+      </w:r>
+    </w:p>
+    <w:p>
       <w:pPr>
         <w:pStyle w:val="Heading3"/>
         <w:spacing w:after="120" w:before="0" w:lineRule="auto"/>
@@ -14576,6 +14753,65 @@
         <w:rPr>
           <w:rtl w:val="0"/>
         </w:rPr>
+      </w:r>
+    </w:p>
+    <w:p>
+      <w:pPr/>
+      <w:r>
+        <w:rPr>
+          <w:rFonts w:ascii="Times New Roman" w:hAnsi="Times New Roman"/>
+          <w:i/>
+          <w:color w:val="FF0000"/>
+          <w:sz w:val="24"/>
+        </w:rPr>
+        <w:t>Тропар (г. 7):</w:t>
+      </w:r>
+      <w:r>
+        <w:rPr>
+          <w:rFonts w:ascii="Times New Roman" w:hAnsi="Times New Roman"/>
+          <w:sz w:val="24"/>
+        </w:rPr>
+        <w:t xml:space="preserve"> Розрушив Ти хрестом твоїм смерть, * створив Ти розбійникові рай, * мироносицям плач перемінив єси, * і апостолам проповідати повелів єси, * що воскрес Ти, Христе Боже, * даючи світові велику милість.</w:t>
+      </w:r>
+    </w:p>
+    <w:p>
+      <w:pPr/>
+      <w:r>
+        <w:rPr>
+          <w:rFonts w:ascii="Times New Roman" w:hAnsi="Times New Roman"/>
+          <w:i/>
+          <w:color w:val="FF0000"/>
+          <w:sz w:val="24"/>
+        </w:rPr>
+        <w:t>Тропар (г. 2):</w:t>
+      </w:r>
+      <w:r>
+        <w:rPr>
+          <w:rFonts w:ascii="Times New Roman" w:hAnsi="Times New Roman"/>
+          <w:color w:val="FF0000"/>
+          <w:sz w:val="24"/>
+        </w:rPr>
+        <w:t xml:space="preserve"> </w:t>
+      </w:r>
+      <w:r>
+        <w:rPr>
+          <w:rFonts w:ascii="Times New Roman" w:hAnsi="Times New Roman"/>
+          <w:sz w:val="24"/>
+        </w:rPr>
+        <w:t>Пророка Твого Авдія пам’ять, Господи, празнуємо.* Тому молимо Тебе: спаси душі наші.</w:t>
+      </w:r>
+    </w:p>
+    <w:p>
+      <w:pPr/>
+      <w:r>
+        <w:rPr>
+          <w:b/>
+        </w:rPr>
+        <w:t xml:space="preserve">І нині: </w:t>
+      </w:r>
+      <w:r>
+        <w:rPr/>
+        <w:t>богородичний</w:t>
       </w:r>
     </w:p>
     <w:p>
@@ -18065,6 +18301,65 @@
       </w:r>
     </w:p>
     <w:p>
+      <w:pPr/>
+      <w:r>
+        <w:rPr>
+          <w:rFonts w:ascii="Times New Roman" w:hAnsi="Times New Roman"/>
+          <w:i/>
+          <w:color w:val="FF0000"/>
+          <w:sz w:val="24"/>
+        </w:rPr>
+        <w:t>Тропар (г. 7):</w:t>
+      </w:r>
+      <w:r>
+        <w:rPr>
+          <w:rFonts w:ascii="Times New Roman" w:hAnsi="Times New Roman"/>
+          <w:sz w:val="24"/>
+        </w:rPr>
+        <w:t xml:space="preserve"> Розрушив Ти хрестом твоїм смерть, * створив Ти розбійникові рай, * мироносицям плач перемінив єси, * і апостолам проповідати повелів єси, * що воскрес Ти, Христе Боже, * даючи світові велику милість.</w:t>
+      </w:r>
+    </w:p>
+    <w:p>
+      <w:pPr/>
+      <w:r>
+        <w:rPr>
+          <w:rFonts w:ascii="Times New Roman" w:hAnsi="Times New Roman"/>
+          <w:i/>
+          <w:color w:val="FF0000"/>
+          <w:sz w:val="24"/>
+        </w:rPr>
+        <w:t>Тропар (г. 2):</w:t>
+      </w:r>
+      <w:r>
+        <w:rPr>
+          <w:rFonts w:ascii="Times New Roman" w:hAnsi="Times New Roman"/>
+          <w:color w:val="FF0000"/>
+          <w:sz w:val="24"/>
+        </w:rPr>
+        <w:t xml:space="preserve"> </w:t>
+      </w:r>
+      <w:r>
+        <w:rPr>
+          <w:rFonts w:ascii="Times New Roman" w:hAnsi="Times New Roman"/>
+          <w:sz w:val="24"/>
+        </w:rPr>
+        <w:t>Пророка Твого Авдія пам’ять, Господи, празнуємо.* Тому молимо Тебе: спаси душі наші.</w:t>
+      </w:r>
+    </w:p>
+    <w:p>
+      <w:pPr/>
+      <w:r>
+        <w:rPr>
+          <w:b/>
+        </w:rPr>
+        <w:t xml:space="preserve">І нині: </w:t>
+      </w:r>
+      <w:r>
+        <w:rPr/>
+        <w:t>богородичний</w:t>
+      </w:r>
+    </w:p>
+    <w:p>
       <w:pPr>
         <w:pStyle w:val="Heading3"/>
         <w:spacing w:after="120" w:before="0" w:lineRule="auto"/>
@@ -19145,6 +19440,65 @@
       </w:r>
     </w:p>
     <w:p>
+      <w:pPr/>
+      <w:r>
+        <w:rPr>
+          <w:rFonts w:ascii="Times New Roman" w:hAnsi="Times New Roman"/>
+          <w:i/>
+          <w:color w:val="FF0000"/>
+          <w:sz w:val="24"/>
+        </w:rPr>
+        <w:t>Тропар (г. 7):</w:t>
+      </w:r>
+      <w:r>
+        <w:rPr>
+          <w:rFonts w:ascii="Times New Roman" w:hAnsi="Times New Roman"/>
+          <w:sz w:val="24"/>
+        </w:rPr>
+        <w:t xml:space="preserve"> Розрушив Ти хрестом твоїм смерть, * створив Ти розбійникові рай, * мироносицям плач перемінив єси, * і апостолам проповідати повелів єси, * що воскрес Ти, Христе Боже, * даючи світові велику милість.</w:t>
+      </w:r>
+    </w:p>
+    <w:p>
+      <w:pPr/>
+      <w:r>
+        <w:rPr>
+          <w:rFonts w:ascii="Times New Roman" w:hAnsi="Times New Roman"/>
+          <w:i/>
+          <w:color w:val="FF0000"/>
+          <w:sz w:val="24"/>
+        </w:rPr>
+        <w:t>Тропар (г. 2):</w:t>
+      </w:r>
+      <w:r>
+        <w:rPr>
+          <w:rFonts w:ascii="Times New Roman" w:hAnsi="Times New Roman"/>
+          <w:color w:val="FF0000"/>
+          <w:sz w:val="24"/>
+        </w:rPr>
+        <w:t xml:space="preserve"> </w:t>
+      </w:r>
+      <w:r>
+        <w:rPr>
+          <w:rFonts w:ascii="Times New Roman" w:hAnsi="Times New Roman"/>
+          <w:sz w:val="24"/>
+        </w:rPr>
+        <w:t>Пророка Твого Авдія пам’ять, Господи, празнуємо.* Тому молимо Тебе: спаси душі наші.</w:t>
+      </w:r>
+    </w:p>
+    <w:p>
+      <w:pPr/>
+      <w:r>
+        <w:rPr>
+          <w:b/>
+        </w:rPr>
+        <w:t xml:space="preserve">І нині: </w:t>
+      </w:r>
+      <w:r>
+        <w:rPr/>
+        <w:t>богородичний</w:t>
+      </w:r>
+    </w:p>
+    <w:p>
       <w:pPr>
         <w:pStyle w:val="Heading3"/>
         <w:spacing w:after="120" w:before="0" w:lineRule="auto"/>
@@ -20600,6 +20954,65 @@
         <w:rPr>
           <w:rtl w:val="0"/>
         </w:rPr>
+      </w:r>
+    </w:p>
+    <w:p>
+      <w:pPr/>
+      <w:r>
+        <w:rPr>
+          <w:rFonts w:ascii="Times New Roman" w:hAnsi="Times New Roman"/>
+          <w:i/>
+          <w:color w:val="FF0000"/>
+          <w:sz w:val="24"/>
+        </w:rPr>
+        <w:t>Тропар (г. 7):</w:t>
+      </w:r>
+      <w:r>
+        <w:rPr>
+          <w:rFonts w:ascii="Times New Roman" w:hAnsi="Times New Roman"/>
+          <w:sz w:val="24"/>
+        </w:rPr>
+        <w:t xml:space="preserve"> Розрушив Ти хрестом твоїм смерть, * створив Ти розбійникові рай, * мироносицям плач перемінив єси, * і апостолам проповідати повелів єси, * що воскрес Ти, Христе Боже, * даючи світові велику милість.</w:t>
+      </w:r>
+    </w:p>
+    <w:p>
+      <w:pPr/>
+      <w:r>
+        <w:rPr>
+          <w:rFonts w:ascii="Times New Roman" w:hAnsi="Times New Roman"/>
+          <w:i/>
+          <w:color w:val="FF0000"/>
+          <w:sz w:val="24"/>
+        </w:rPr>
+        <w:t>Тропар (г. 2):</w:t>
+      </w:r>
+      <w:r>
+        <w:rPr>
+          <w:rFonts w:ascii="Times New Roman" w:hAnsi="Times New Roman"/>
+          <w:color w:val="FF0000"/>
+          <w:sz w:val="24"/>
+        </w:rPr>
+        <w:t xml:space="preserve"> </w:t>
+      </w:r>
+      <w:r>
+        <w:rPr>
+          <w:rFonts w:ascii="Times New Roman" w:hAnsi="Times New Roman"/>
+          <w:sz w:val="24"/>
+        </w:rPr>
+        <w:t>Пророка Твого Авдія пам’ять, Господи, празнуємо.* Тому молимо Тебе: спаси душі наші.</w:t>
+      </w:r>
+    </w:p>
+    <w:p>
+      <w:pPr/>
+      <w:r>
+        <w:rPr>
+          <w:b/>
+        </w:rPr>
+        <w:t xml:space="preserve">І нині: </w:t>
+      </w:r>
+      <w:r>
+        <w:rPr/>
+        <w:t>богородичний</w:t>
       </w:r>
     </w:p>
     <w:p>
@@ -23111,6 +23524,65 @@
       </w:r>
     </w:p>
     <w:p>
+      <w:pPr/>
+      <w:r>
+        <w:rPr>
+          <w:rFonts w:ascii="Times New Roman" w:hAnsi="Times New Roman"/>
+          <w:i/>
+          <w:color w:val="FF0000"/>
+          <w:sz w:val="24"/>
+        </w:rPr>
+        <w:t>Тропар (г. 7):</w:t>
+      </w:r>
+      <w:r>
+        <w:rPr>
+          <w:rFonts w:ascii="Times New Roman" w:hAnsi="Times New Roman"/>
+          <w:sz w:val="24"/>
+        </w:rPr>
+        <w:t xml:space="preserve"> Розрушив Ти хрестом твоїм смерть, * створив Ти розбійникові рай, * мироносицям плач перемінив єси, * і апостолам проповідати повелів єси, * що воскрес Ти, Христе Боже, * даючи світові велику милість.</w:t>
+      </w:r>
+    </w:p>
+    <w:p>
+      <w:pPr/>
+      <w:r>
+        <w:rPr>
+          <w:rFonts w:ascii="Times New Roman" w:hAnsi="Times New Roman"/>
+          <w:i/>
+          <w:color w:val="FF0000"/>
+          <w:sz w:val="24"/>
+        </w:rPr>
+        <w:t>Тропар (г. 2):</w:t>
+      </w:r>
+      <w:r>
+        <w:rPr>
+          <w:rFonts w:ascii="Times New Roman" w:hAnsi="Times New Roman"/>
+          <w:color w:val="FF0000"/>
+          <w:sz w:val="24"/>
+        </w:rPr>
+        <w:t xml:space="preserve"> </w:t>
+      </w:r>
+      <w:r>
+        <w:rPr>
+          <w:rFonts w:ascii="Times New Roman" w:hAnsi="Times New Roman"/>
+          <w:sz w:val="24"/>
+        </w:rPr>
+        <w:t>Пророка Твого Авдія пам’ять, Господи, празнуємо.* Тому молимо Тебе: спаси душі наші.</w:t>
+      </w:r>
+    </w:p>
+    <w:p>
+      <w:pPr/>
+      <w:r>
+        <w:rPr>
+          <w:b/>
+        </w:rPr>
+        <w:t xml:space="preserve">І нині: </w:t>
+      </w:r>
+      <w:r>
+        <w:rPr/>
+        <w:t>богородичний</w:t>
+      </w:r>
+    </w:p>
+    <w:p>
       <w:pPr>
         <w:pStyle w:val="Heading3"/>
         <w:spacing w:after="120" w:before="0" w:lineRule="auto"/>
@@ -24558,6 +25030,65 @@
         <w:rPr>
           <w:rtl w:val="0"/>
         </w:rPr>
+      </w:r>
+    </w:p>
+    <w:p>
+      <w:pPr/>
+      <w:r>
+        <w:rPr>
+          <w:rFonts w:ascii="Times New Roman" w:hAnsi="Times New Roman"/>
+          <w:i/>
+          <w:color w:val="FF0000"/>
+          <w:sz w:val="24"/>
+        </w:rPr>
+        <w:t>Тропар (г. 7):</w:t>
+      </w:r>
+      <w:r>
+        <w:rPr>
+          <w:rFonts w:ascii="Times New Roman" w:hAnsi="Times New Roman"/>
+          <w:sz w:val="24"/>
+        </w:rPr>
+        <w:t xml:space="preserve"> Розрушив Ти хрестом твоїм смерть, * створив Ти розбійникові рай, * мироносицям плач перемінив єси, * і апостолам проповідати повелів єси, * що воскрес Ти, Христе Боже, * даючи світові велику милість.</w:t>
+      </w:r>
+    </w:p>
+    <w:p>
+      <w:pPr/>
+      <w:r>
+        <w:rPr>
+          <w:rFonts w:ascii="Times New Roman" w:hAnsi="Times New Roman"/>
+          <w:i/>
+          <w:color w:val="FF0000"/>
+          <w:sz w:val="24"/>
+        </w:rPr>
+        <w:t>Тропар (г. 2):</w:t>
+      </w:r>
+      <w:r>
+        <w:rPr>
+          <w:rFonts w:ascii="Times New Roman" w:hAnsi="Times New Roman"/>
+          <w:color w:val="FF0000"/>
+          <w:sz w:val="24"/>
+        </w:rPr>
+        <w:t xml:space="preserve"> </w:t>
+      </w:r>
+      <w:r>
+        <w:rPr>
+          <w:rFonts w:ascii="Times New Roman" w:hAnsi="Times New Roman"/>
+          <w:sz w:val="24"/>
+        </w:rPr>
+        <w:t>Пророка Твого Авдія пам’ять, Господи, празнуємо.* Тому молимо Тебе: спаси душі наші.</w:t>
+      </w:r>
+    </w:p>
+    <w:p>
+      <w:pPr/>
+      <w:r>
+        <w:rPr>
+          <w:b/>
+        </w:rPr>
+        <w:t xml:space="preserve">І нині: </w:t>
+      </w:r>
+      <w:r>
+        <w:rPr/>
+        <w:t>богородичний</w:t>
       </w:r>
     </w:p>
     <w:p>

--- a/flow/20230914_vu_template/drafts/2023-11-u/19-НД-Гл.7-Авдія.Варлаама.docx
+++ b/flow/20230914_vu_template/drafts/2023-11-u/19-НД-Гл.7-Авдія.Варлаама.docx
@@ -7840,65 +7840,6 @@
       </w:r>
     </w:p>
     <w:p>
-      <w:pPr/>
-      <w:r>
-        <w:rPr>
-          <w:rFonts w:ascii="Times New Roman" w:hAnsi="Times New Roman"/>
-          <w:i/>
-          <w:color w:val="FF0000"/>
-          <w:sz w:val="24"/>
-        </w:rPr>
-        <w:t>Тропар (г. 7):</w:t>
-      </w:r>
-      <w:r>
-        <w:rPr>
-          <w:rFonts w:ascii="Times New Roman" w:hAnsi="Times New Roman"/>
-          <w:sz w:val="24"/>
-        </w:rPr>
-        <w:t xml:space="preserve"> Розрушив Ти хрестом твоїм смерть, * створив Ти розбійникові рай, * мироносицям плач перемінив єси, * і апостолам проповідати повелів єси, * що воскрес Ти, Христе Боже, * даючи світові велику милість.</w:t>
-      </w:r>
-    </w:p>
-    <w:p>
-      <w:pPr/>
-      <w:r>
-        <w:rPr>
-          <w:rFonts w:ascii="Times New Roman" w:hAnsi="Times New Roman"/>
-          <w:i/>
-          <w:color w:val="FF0000"/>
-          <w:sz w:val="24"/>
-        </w:rPr>
-        <w:t>Тропар (г. 2):</w:t>
-      </w:r>
-      <w:r>
-        <w:rPr>
-          <w:rFonts w:ascii="Times New Roman" w:hAnsi="Times New Roman"/>
-          <w:color w:val="FF0000"/>
-          <w:sz w:val="24"/>
-        </w:rPr>
-        <w:t xml:space="preserve"> </w:t>
-      </w:r>
-      <w:r>
-        <w:rPr>
-          <w:rFonts w:ascii="Times New Roman" w:hAnsi="Times New Roman"/>
-          <w:sz w:val="24"/>
-        </w:rPr>
-        <w:t>Пророка Твого Авдія пам’ять, Господи, празнуємо.* Тому молимо Тебе: спаси душі наші.</w:t>
-      </w:r>
-    </w:p>
-    <w:p>
-      <w:pPr/>
-      <w:r>
-        <w:rPr>
-          <w:b/>
-        </w:rPr>
-        <w:t xml:space="preserve">І нині: </w:t>
-      </w:r>
-      <w:r>
-        <w:rPr/>
-        <w:t>богородичний</w:t>
-      </w:r>
-    </w:p>
-    <w:p>
       <w:pPr>
         <w:pStyle w:val="Heading2"/>
         <w:spacing w:after="120" w:before="0" w:lineRule="auto"/>
@@ -12792,65 +12733,6 @@
       </w:r>
     </w:p>
     <w:p>
-      <w:pPr/>
-      <w:r>
-        <w:rPr>
-          <w:rFonts w:ascii="Times New Roman" w:hAnsi="Times New Roman"/>
-          <w:i/>
-          <w:color w:val="FF0000"/>
-          <w:sz w:val="24"/>
-        </w:rPr>
-        <w:t>Тропар (г. 7):</w:t>
-      </w:r>
-      <w:r>
-        <w:rPr>
-          <w:rFonts w:ascii="Times New Roman" w:hAnsi="Times New Roman"/>
-          <w:sz w:val="24"/>
-        </w:rPr>
-        <w:t xml:space="preserve"> Розрушив Ти хрестом твоїм смерть, * створив Ти розбійникові рай, * мироносицям плач перемінив єси, * і апостолам проповідати повелів єси, * що воскрес Ти, Христе Боже, * даючи світові велику милість.</w:t>
-      </w:r>
-    </w:p>
-    <w:p>
-      <w:pPr/>
-      <w:r>
-        <w:rPr>
-          <w:rFonts w:ascii="Times New Roman" w:hAnsi="Times New Roman"/>
-          <w:i/>
-          <w:color w:val="FF0000"/>
-          <w:sz w:val="24"/>
-        </w:rPr>
-        <w:t>Тропар (г. 2):</w:t>
-      </w:r>
-      <w:r>
-        <w:rPr>
-          <w:rFonts w:ascii="Times New Roman" w:hAnsi="Times New Roman"/>
-          <w:color w:val="FF0000"/>
-          <w:sz w:val="24"/>
-        </w:rPr>
-        <w:t xml:space="preserve"> </w:t>
-      </w:r>
-      <w:r>
-        <w:rPr>
-          <w:rFonts w:ascii="Times New Roman" w:hAnsi="Times New Roman"/>
-          <w:sz w:val="24"/>
-        </w:rPr>
-        <w:t>Пророка Твого Авдія пам’ять, Господи, празнуємо.* Тому молимо Тебе: спаси душі наші.</w:t>
-      </w:r>
-    </w:p>
-    <w:p>
-      <w:pPr/>
-      <w:r>
-        <w:rPr>
-          <w:b/>
-        </w:rPr>
-        <w:t xml:space="preserve">І нині: </w:t>
-      </w:r>
-      <w:r>
-        <w:rPr/>
-        <w:t>богородичний</w:t>
-      </w:r>
-    </w:p>
-    <w:p>
       <w:pPr>
         <w:pStyle w:val="Heading3"/>
         <w:spacing w:after="120" w:before="0" w:lineRule="auto"/>
@@ -13345,65 +13227,6 @@
       </w:r>
     </w:p>
     <w:p>
-      <w:pPr/>
-      <w:r>
-        <w:rPr>
-          <w:rFonts w:ascii="Times New Roman" w:hAnsi="Times New Roman"/>
-          <w:i/>
-          <w:color w:val="FF0000"/>
-          <w:sz w:val="24"/>
-        </w:rPr>
-        <w:t>Тропар (г. 7):</w:t>
-      </w:r>
-      <w:r>
-        <w:rPr>
-          <w:rFonts w:ascii="Times New Roman" w:hAnsi="Times New Roman"/>
-          <w:sz w:val="24"/>
-        </w:rPr>
-        <w:t xml:space="preserve"> Розрушив Ти хрестом твоїм смерть, * створив Ти розбійникові рай, * мироносицям плач перемінив єси, * і апостолам проповідати повелів єси, * що воскрес Ти, Христе Боже, * даючи світові велику милість.</w:t>
-      </w:r>
-    </w:p>
-    <w:p>
-      <w:pPr/>
-      <w:r>
-        <w:rPr>
-          <w:rFonts w:ascii="Times New Roman" w:hAnsi="Times New Roman"/>
-          <w:i/>
-          <w:color w:val="FF0000"/>
-          <w:sz w:val="24"/>
-        </w:rPr>
-        <w:t>Тропар (г. 2):</w:t>
-      </w:r>
-      <w:r>
-        <w:rPr>
-          <w:rFonts w:ascii="Times New Roman" w:hAnsi="Times New Roman"/>
-          <w:color w:val="FF0000"/>
-          <w:sz w:val="24"/>
-        </w:rPr>
-        <w:t xml:space="preserve"> </w:t>
-      </w:r>
-      <w:r>
-        <w:rPr>
-          <w:rFonts w:ascii="Times New Roman" w:hAnsi="Times New Roman"/>
-          <w:sz w:val="24"/>
-        </w:rPr>
-        <w:t>Пророка Твого Авдія пам’ять, Господи, празнуємо.* Тому молимо Тебе: спаси душі наші.</w:t>
-      </w:r>
-    </w:p>
-    <w:p>
-      <w:pPr/>
-      <w:r>
-        <w:rPr>
-          <w:b/>
-        </w:rPr>
-        <w:t xml:space="preserve">І нині: </w:t>
-      </w:r>
-      <w:r>
-        <w:rPr/>
-        <w:t>богородичний</w:t>
-      </w:r>
-    </w:p>
-    <w:p>
       <w:pPr>
         <w:pStyle w:val="Heading3"/>
         <w:spacing w:after="120" w:before="0" w:lineRule="auto"/>
@@ -14753,65 +14576,6 @@
         <w:rPr>
           <w:rtl w:val="0"/>
         </w:rPr>
-      </w:r>
-    </w:p>
-    <w:p>
-      <w:pPr/>
-      <w:r>
-        <w:rPr>
-          <w:rFonts w:ascii="Times New Roman" w:hAnsi="Times New Roman"/>
-          <w:i/>
-          <w:color w:val="FF0000"/>
-          <w:sz w:val="24"/>
-        </w:rPr>
-        <w:t>Тропар (г. 7):</w:t>
-      </w:r>
-      <w:r>
-        <w:rPr>
-          <w:rFonts w:ascii="Times New Roman" w:hAnsi="Times New Roman"/>
-          <w:sz w:val="24"/>
-        </w:rPr>
-        <w:t xml:space="preserve"> Розрушив Ти хрестом твоїм смерть, * створив Ти розбійникові рай, * мироносицям плач перемінив єси, * і апостолам проповідати повелів єси, * що воскрес Ти, Христе Боже, * даючи світові велику милість.</w:t>
-      </w:r>
-    </w:p>
-    <w:p>
-      <w:pPr/>
-      <w:r>
-        <w:rPr>
-          <w:rFonts w:ascii="Times New Roman" w:hAnsi="Times New Roman"/>
-          <w:i/>
-          <w:color w:val="FF0000"/>
-          <w:sz w:val="24"/>
-        </w:rPr>
-        <w:t>Тропар (г. 2):</w:t>
-      </w:r>
-      <w:r>
-        <w:rPr>
-          <w:rFonts w:ascii="Times New Roman" w:hAnsi="Times New Roman"/>
-          <w:color w:val="FF0000"/>
-          <w:sz w:val="24"/>
-        </w:rPr>
-        <w:t xml:space="preserve"> </w:t>
-      </w:r>
-      <w:r>
-        <w:rPr>
-          <w:rFonts w:ascii="Times New Roman" w:hAnsi="Times New Roman"/>
-          <w:sz w:val="24"/>
-        </w:rPr>
-        <w:t>Пророка Твого Авдія пам’ять, Господи, празнуємо.* Тому молимо Тебе: спаси душі наші.</w:t>
-      </w:r>
-    </w:p>
-    <w:p>
-      <w:pPr/>
-      <w:r>
-        <w:rPr>
-          <w:b/>
-        </w:rPr>
-        <w:t xml:space="preserve">І нині: </w:t>
-      </w:r>
-      <w:r>
-        <w:rPr/>
-        <w:t>богородичний</w:t>
       </w:r>
     </w:p>
     <w:p>
@@ -18301,65 +18065,6 @@
       </w:r>
     </w:p>
     <w:p>
-      <w:pPr/>
-      <w:r>
-        <w:rPr>
-          <w:rFonts w:ascii="Times New Roman" w:hAnsi="Times New Roman"/>
-          <w:i/>
-          <w:color w:val="FF0000"/>
-          <w:sz w:val="24"/>
-        </w:rPr>
-        <w:t>Тропар (г. 7):</w:t>
-      </w:r>
-      <w:r>
-        <w:rPr>
-          <w:rFonts w:ascii="Times New Roman" w:hAnsi="Times New Roman"/>
-          <w:sz w:val="24"/>
-        </w:rPr>
-        <w:t xml:space="preserve"> Розрушив Ти хрестом твоїм смерть, * створив Ти розбійникові рай, * мироносицям плач перемінив єси, * і апостолам проповідати повелів єси, * що воскрес Ти, Христе Боже, * даючи світові велику милість.</w:t>
-      </w:r>
-    </w:p>
-    <w:p>
-      <w:pPr/>
-      <w:r>
-        <w:rPr>
-          <w:rFonts w:ascii="Times New Roman" w:hAnsi="Times New Roman"/>
-          <w:i/>
-          <w:color w:val="FF0000"/>
-          <w:sz w:val="24"/>
-        </w:rPr>
-        <w:t>Тропар (г. 2):</w:t>
-      </w:r>
-      <w:r>
-        <w:rPr>
-          <w:rFonts w:ascii="Times New Roman" w:hAnsi="Times New Roman"/>
-          <w:color w:val="FF0000"/>
-          <w:sz w:val="24"/>
-        </w:rPr>
-        <w:t xml:space="preserve"> </w:t>
-      </w:r>
-      <w:r>
-        <w:rPr>
-          <w:rFonts w:ascii="Times New Roman" w:hAnsi="Times New Roman"/>
-          <w:sz w:val="24"/>
-        </w:rPr>
-        <w:t>Пророка Твого Авдія пам’ять, Господи, празнуємо.* Тому молимо Тебе: спаси душі наші.</w:t>
-      </w:r>
-    </w:p>
-    <w:p>
-      <w:pPr/>
-      <w:r>
-        <w:rPr>
-          <w:b/>
-        </w:rPr>
-        <w:t xml:space="preserve">І нині: </w:t>
-      </w:r>
-      <w:r>
-        <w:rPr/>
-        <w:t>богородичний</w:t>
-      </w:r>
-    </w:p>
-    <w:p>
       <w:pPr>
         <w:pStyle w:val="Heading3"/>
         <w:spacing w:after="120" w:before="0" w:lineRule="auto"/>
@@ -19440,65 +19145,6 @@
       </w:r>
     </w:p>
     <w:p>
-      <w:pPr/>
-      <w:r>
-        <w:rPr>
-          <w:rFonts w:ascii="Times New Roman" w:hAnsi="Times New Roman"/>
-          <w:i/>
-          <w:color w:val="FF0000"/>
-          <w:sz w:val="24"/>
-        </w:rPr>
-        <w:t>Тропар (г. 7):</w:t>
-      </w:r>
-      <w:r>
-        <w:rPr>
-          <w:rFonts w:ascii="Times New Roman" w:hAnsi="Times New Roman"/>
-          <w:sz w:val="24"/>
-        </w:rPr>
-        <w:t xml:space="preserve"> Розрушив Ти хрестом твоїм смерть, * створив Ти розбійникові рай, * мироносицям плач перемінив єси, * і апостолам проповідати повелів єси, * що воскрес Ти, Христе Боже, * даючи світові велику милість.</w:t>
-      </w:r>
-    </w:p>
-    <w:p>
-      <w:pPr/>
-      <w:r>
-        <w:rPr>
-          <w:rFonts w:ascii="Times New Roman" w:hAnsi="Times New Roman"/>
-          <w:i/>
-          <w:color w:val="FF0000"/>
-          <w:sz w:val="24"/>
-        </w:rPr>
-        <w:t>Тропар (г. 2):</w:t>
-      </w:r>
-      <w:r>
-        <w:rPr>
-          <w:rFonts w:ascii="Times New Roman" w:hAnsi="Times New Roman"/>
-          <w:color w:val="FF0000"/>
-          <w:sz w:val="24"/>
-        </w:rPr>
-        <w:t xml:space="preserve"> </w:t>
-      </w:r>
-      <w:r>
-        <w:rPr>
-          <w:rFonts w:ascii="Times New Roman" w:hAnsi="Times New Roman"/>
-          <w:sz w:val="24"/>
-        </w:rPr>
-        <w:t>Пророка Твого Авдія пам’ять, Господи, празнуємо.* Тому молимо Тебе: спаси душі наші.</w:t>
-      </w:r>
-    </w:p>
-    <w:p>
-      <w:pPr/>
-      <w:r>
-        <w:rPr>
-          <w:b/>
-        </w:rPr>
-        <w:t xml:space="preserve">І нині: </w:t>
-      </w:r>
-      <w:r>
-        <w:rPr/>
-        <w:t>богородичний</w:t>
-      </w:r>
-    </w:p>
-    <w:p>
       <w:pPr>
         <w:pStyle w:val="Heading3"/>
         <w:spacing w:after="120" w:before="0" w:lineRule="auto"/>
@@ -20954,65 +20600,6 @@
         <w:rPr>
           <w:rtl w:val="0"/>
         </w:rPr>
-      </w:r>
-    </w:p>
-    <w:p>
-      <w:pPr/>
-      <w:r>
-        <w:rPr>
-          <w:rFonts w:ascii="Times New Roman" w:hAnsi="Times New Roman"/>
-          <w:i/>
-          <w:color w:val="FF0000"/>
-          <w:sz w:val="24"/>
-        </w:rPr>
-        <w:t>Тропар (г. 7):</w:t>
-      </w:r>
-      <w:r>
-        <w:rPr>
-          <w:rFonts w:ascii="Times New Roman" w:hAnsi="Times New Roman"/>
-          <w:sz w:val="24"/>
-        </w:rPr>
-        <w:t xml:space="preserve"> Розрушив Ти хрестом твоїм смерть, * створив Ти розбійникові рай, * мироносицям плач перемінив єси, * і апостолам проповідати повелів єси, * що воскрес Ти, Христе Боже, * даючи світові велику милість.</w:t>
-      </w:r>
-    </w:p>
-    <w:p>
-      <w:pPr/>
-      <w:r>
-        <w:rPr>
-          <w:rFonts w:ascii="Times New Roman" w:hAnsi="Times New Roman"/>
-          <w:i/>
-          <w:color w:val="FF0000"/>
-          <w:sz w:val="24"/>
-        </w:rPr>
-        <w:t>Тропар (г. 2):</w:t>
-      </w:r>
-      <w:r>
-        <w:rPr>
-          <w:rFonts w:ascii="Times New Roman" w:hAnsi="Times New Roman"/>
-          <w:color w:val="FF0000"/>
-          <w:sz w:val="24"/>
-        </w:rPr>
-        <w:t xml:space="preserve"> </w:t>
-      </w:r>
-      <w:r>
-        <w:rPr>
-          <w:rFonts w:ascii="Times New Roman" w:hAnsi="Times New Roman"/>
-          <w:sz w:val="24"/>
-        </w:rPr>
-        <w:t>Пророка Твого Авдія пам’ять, Господи, празнуємо.* Тому молимо Тебе: спаси душі наші.</w:t>
-      </w:r>
-    </w:p>
-    <w:p>
-      <w:pPr/>
-      <w:r>
-        <w:rPr>
-          <w:b/>
-        </w:rPr>
-        <w:t xml:space="preserve">І нині: </w:t>
-      </w:r>
-      <w:r>
-        <w:rPr/>
-        <w:t>богородичний</w:t>
       </w:r>
     </w:p>
     <w:p>
@@ -23524,65 +23111,6 @@
       </w:r>
     </w:p>
     <w:p>
-      <w:pPr/>
-      <w:r>
-        <w:rPr>
-          <w:rFonts w:ascii="Times New Roman" w:hAnsi="Times New Roman"/>
-          <w:i/>
-          <w:color w:val="FF0000"/>
-          <w:sz w:val="24"/>
-        </w:rPr>
-        <w:t>Тропар (г. 7):</w:t>
-      </w:r>
-      <w:r>
-        <w:rPr>
-          <w:rFonts w:ascii="Times New Roman" w:hAnsi="Times New Roman"/>
-          <w:sz w:val="24"/>
-        </w:rPr>
-        <w:t xml:space="preserve"> Розрушив Ти хрестом твоїм смерть, * створив Ти розбійникові рай, * мироносицям плач перемінив єси, * і апостолам проповідати повелів єси, * що воскрес Ти, Христе Боже, * даючи світові велику милість.</w:t>
-      </w:r>
-    </w:p>
-    <w:p>
-      <w:pPr/>
-      <w:r>
-        <w:rPr>
-          <w:rFonts w:ascii="Times New Roman" w:hAnsi="Times New Roman"/>
-          <w:i/>
-          <w:color w:val="FF0000"/>
-          <w:sz w:val="24"/>
-        </w:rPr>
-        <w:t>Тропар (г. 2):</w:t>
-      </w:r>
-      <w:r>
-        <w:rPr>
-          <w:rFonts w:ascii="Times New Roman" w:hAnsi="Times New Roman"/>
-          <w:color w:val="FF0000"/>
-          <w:sz w:val="24"/>
-        </w:rPr>
-        <w:t xml:space="preserve"> </w:t>
-      </w:r>
-      <w:r>
-        <w:rPr>
-          <w:rFonts w:ascii="Times New Roman" w:hAnsi="Times New Roman"/>
-          <w:sz w:val="24"/>
-        </w:rPr>
-        <w:t>Пророка Твого Авдія пам’ять, Господи, празнуємо.* Тому молимо Тебе: спаси душі наші.</w:t>
-      </w:r>
-    </w:p>
-    <w:p>
-      <w:pPr/>
-      <w:r>
-        <w:rPr>
-          <w:b/>
-        </w:rPr>
-        <w:t xml:space="preserve">І нині: </w:t>
-      </w:r>
-      <w:r>
-        <w:rPr/>
-        <w:t>богородичний</w:t>
-      </w:r>
-    </w:p>
-    <w:p>
       <w:pPr>
         <w:pStyle w:val="Heading3"/>
         <w:spacing w:after="120" w:before="0" w:lineRule="auto"/>
@@ -25030,65 +24558,6 @@
         <w:rPr>
           <w:rtl w:val="0"/>
         </w:rPr>
-      </w:r>
-    </w:p>
-    <w:p>
-      <w:pPr/>
-      <w:r>
-        <w:rPr>
-          <w:rFonts w:ascii="Times New Roman" w:hAnsi="Times New Roman"/>
-          <w:i/>
-          <w:color w:val="FF0000"/>
-          <w:sz w:val="24"/>
-        </w:rPr>
-        <w:t>Тропар (г. 7):</w:t>
-      </w:r>
-      <w:r>
-        <w:rPr>
-          <w:rFonts w:ascii="Times New Roman" w:hAnsi="Times New Roman"/>
-          <w:sz w:val="24"/>
-        </w:rPr>
-        <w:t xml:space="preserve"> Розрушив Ти хрестом твоїм смерть, * створив Ти розбійникові рай, * мироносицям плач перемінив єси, * і апостолам проповідати повелів єси, * що воскрес Ти, Христе Боже, * даючи світові велику милість.</w:t>
-      </w:r>
-    </w:p>
-    <w:p>
-      <w:pPr/>
-      <w:r>
-        <w:rPr>
-          <w:rFonts w:ascii="Times New Roman" w:hAnsi="Times New Roman"/>
-          <w:i/>
-          <w:color w:val="FF0000"/>
-          <w:sz w:val="24"/>
-        </w:rPr>
-        <w:t>Тропар (г. 2):</w:t>
-      </w:r>
-      <w:r>
-        <w:rPr>
-          <w:rFonts w:ascii="Times New Roman" w:hAnsi="Times New Roman"/>
-          <w:color w:val="FF0000"/>
-          <w:sz w:val="24"/>
-        </w:rPr>
-        <w:t xml:space="preserve"> </w:t>
-      </w:r>
-      <w:r>
-        <w:rPr>
-          <w:rFonts w:ascii="Times New Roman" w:hAnsi="Times New Roman"/>
-          <w:sz w:val="24"/>
-        </w:rPr>
-        <w:t>Пророка Твого Авдія пам’ять, Господи, празнуємо.* Тому молимо Тебе: спаси душі наші.</w:t>
-      </w:r>
-    </w:p>
-    <w:p>
-      <w:pPr/>
-      <w:r>
-        <w:rPr>
-          <w:b/>
-        </w:rPr>
-        <w:t xml:space="preserve">І нині: </w:t>
-      </w:r>
-      <w:r>
-        <w:rPr/>
-        <w:t>богородичний</w:t>
       </w:r>
     </w:p>
     <w:p>

--- a/flow/20230914_vu_template/drafts/2023-11-u/19-НД-Гл.7-Авдія.Варлаама.docx
+++ b/flow/20230914_vu_template/drafts/2023-11-u/19-НД-Гл.7-Авдія.Варлаама.docx
@@ -4,21 +4,37 @@
   <w:body>
     <w:p>
       <w:r>
+        <w:rPr>
+          <w:rFonts w:ascii="Times New Roman" w:hAnsi="Times New Roman"/>
+          <w:sz w:val="24"/>
+        </w:rPr>
         <w:t>Листопад 19 Неділя</w:t>
       </w:r>
     </w:p>
     <w:p>
       <w:r>
+        <w:rPr>
+          <w:rFonts w:ascii="Times New Roman" w:hAnsi="Times New Roman"/>
+          <w:sz w:val="24"/>
+        </w:rPr>
         <w:t>Неділя ЯКАСЬ ТАМ</w:t>
       </w:r>
     </w:p>
     <w:p>
       <w:r>
+        <w:rPr>
+          <w:rFonts w:ascii="Times New Roman" w:hAnsi="Times New Roman"/>
+          <w:sz w:val="24"/>
+        </w:rPr>
         <w:t xml:space="preserve">Святого пророка Авдія </w:t>
       </w:r>
     </w:p>
     <w:p>
       <w:r>
+        <w:rPr>
+          <w:rFonts w:ascii="Times New Roman" w:hAnsi="Times New Roman"/>
+          <w:sz w:val="24"/>
+        </w:rPr>
         <w:t>Святого мученика Варлаама</w:t>
       </w:r>
     </w:p>

--- a/flow/20230914_vu_template/drafts/2023-11-u/19-НД-Гл.7-Авдія.Варлаама.docx
+++ b/flow/20230914_vu_template/drafts/2023-11-u/19-НД-Гл.7-Авдія.Варлаама.docx
@@ -17,7 +17,7 @@
           <w:rFonts w:ascii="Times New Roman" w:hAnsi="Times New Roman"/>
           <w:sz w:val="24"/>
         </w:rPr>
-        <w:t>Неділя ЯКАСЬ ТАМ</w:t>
+        <w:t>Неділя 24 по П'ятидесятниці</w:t>
       </w:r>
     </w:p>
     <w:p>
